--- a/projects/ciszu/docs/docx/DOCUMENTATION.docx
+++ b/projects/ciszu/docs/docx/DOCUMENTATION.docx
@@ -19,19 +19,19 @@
         <w:t xml:space="preserve"> </w:t>
       </w:r>
       <w:r>
-        <w:t xml:space="preserve">Versión: 2.0.0</w:t>
-      </w:r>
-      <w:r>
-        <w:t xml:space="preserve"> </w:t>
-      </w:r>
-      <w:r>
-        <w:t xml:space="preserve">Actualización: 2026-07-28</w:t>
-      </w:r>
-      <w:r>
-        <w:t xml:space="preserve"> </w:t>
-      </w:r>
-      <w:r>
-        <w:t xml:space="preserve">Identificador: DOCUMENTATION_V2.0.0_2026_07_28_ciszunetwork</w:t>
+        <w:t xml:space="preserve">Versión: 2.1.0</w:t>
+      </w:r>
+      <w:r>
+        <w:t xml:space="preserve"> </w:t>
+      </w:r>
+      <w:r>
+        <w:t xml:space="preserve">Actualización: 2026-08-01</w:t>
+      </w:r>
+      <w:r>
+        <w:t xml:space="preserve"> </w:t>
+      </w:r>
+      <w:r>
+        <w:t xml:space="preserve">Identificador: DOCUMENTATION_V2.1.0_2026_08_01_ciszunetwork</w:t>
       </w:r>
     </w:p>
     <w:p>
@@ -86,7 +86,7 @@
         <w:pStyle w:val="BodyText"/>
       </w:pPr>
       <w:r>
-        <w:t xml:space="preserve">apps/ # Aplicaciones del network</w:t>
+        <w:t xml:space="preserve">projects/ # Aplicaciones del network</w:t>
       </w:r>
       <w:r>
         <w:t xml:space="preserve"> </w:t>
@@ -276,7 +276,7 @@
         <w:t xml:space="preserve"> </w:t>
       </w:r>
       <w:r>
-        <w:t xml:space="preserve">├── ia_docs/ # Documentación técnica para IA (Markdown)</w:t>
+        <w:t xml:space="preserve">├── documentation/ # Documentación técnica para IA (Markdown)</w:t>
       </w:r>
       <w:r>
         <w:t xml:space="preserve"> </w:t>
@@ -494,39 +494,63 @@
         <w:t xml:space="preserve"> </w:t>
       </w:r>
       <w:r>
-        <w:t xml:space="preserve">Cada proyecto tiene ia_docs/ con la siguiente estructura estándar:</w:t>
-      </w:r>
-      <w:r>
-        <w:t xml:space="preserve"> </w:t>
-      </w:r>
-      <w:r>
-        <w:t xml:space="preserve">AGENT_INSTRUCTIONS.md, AGENT_SECURITY_PROTOCOLS.md, ARCHITECTURE.md,</w:t>
-      </w:r>
-      <w:r>
-        <w:t xml:space="preserve"> </w:t>
-      </w:r>
-      <w:r>
-        <w:t xml:space="preserve">INITIAL_PROMPT.md, MIGRATION_HANDOVER.md, PROJECT_HISTORY.md,</w:t>
-      </w:r>
-      <w:r>
-        <w:t xml:space="preserve"> </w:t>
-      </w:r>
-      <w:r>
-        <w:t xml:space="preserve">PROJECT_STATE.md, PROJECTS.md, STACK.md, STATUS.md, TO_DO_LIST.md,</w:t>
-      </w:r>
-      <w:r>
-        <w:t xml:space="preserve"> </w:t>
-      </w:r>
-      <w:r>
-        <w:t xml:space="preserve">WORKFLOW.md</w:t>
-      </w:r>
-    </w:p>
-    <w:p>
-      <w:pPr>
-        <w:pStyle w:val="BodyText"/>
-      </w:pPr>
-      <w:r>
-        <w:t xml:space="preserve">El proyecto de referencia para ia_docs es MuzicMania (19 archivos).</w:t>
+        <w:t xml:space="preserve">Cada proyecto tiene documentation/ con la siguiente estructura estándar:</w:t>
+      </w:r>
+      <w:r>
+        <w:t xml:space="preserve"> </w:t>
+      </w:r>
+      <w:r>
+        <w:t xml:space="preserve">ARCHITECTURE.md, STACK_SYSTEM.md, WORKFLOW_SYSTEM.md, PROJECT_STATE.md,</w:t>
+      </w:r>
+      <w:r>
+        <w:t xml:space="preserve"> </w:t>
+      </w:r>
+      <w:r>
+        <w:t xml:space="preserve">PROJECT_HISTORY.md, TODO.md, BRAND_PLAN.md, README.md</w:t>
+      </w:r>
+    </w:p>
+    <w:p>
+      <w:pPr>
+        <w:pStyle w:val="Compact"/>
+        <w:numPr>
+          <w:ilvl w:val="0"/>
+          <w:numId w:val="1001"/>
+        </w:numPr>
+      </w:pPr>
+      <w:r>
+        <w:t xml:space="preserve">SECURITY_PROTOCOLS.md: Protocolos de seguridad (RLS, secretos, rate limit, CSP)</w:t>
+      </w:r>
+    </w:p>
+    <w:p>
+      <w:pPr>
+        <w:pStyle w:val="Compact"/>
+        <w:numPr>
+          <w:ilvl w:val="0"/>
+          <w:numId w:val="1001"/>
+        </w:numPr>
+      </w:pPr>
+      <w:r>
+        <w:t xml:space="preserve">CODE_PRINCIPLES_PROTOCOLS.md: Principios de ingeniería (DRY, KISS, YAGNI, SOLID)</w:t>
+      </w:r>
+    </w:p>
+    <w:p>
+      <w:pPr>
+        <w:pStyle w:val="Compact"/>
+        <w:numPr>
+          <w:ilvl w:val="0"/>
+          <w:numId w:val="1001"/>
+        </w:numPr>
+      </w:pPr>
+      <w:r>
+        <w:t xml:space="preserve">DOCUMENTATION_SYSTEM.md: Reglas del sistema de documentación (estándar)</w:t>
+      </w:r>
+    </w:p>
+    <w:p>
+      <w:pPr>
+        <w:pStyle w:val="FirstParagraph"/>
+      </w:pPr>
+      <w:r>
+        <w:t xml:space="preserve">El proyecto de referencia para la documentación es ciszu (62 archivos).</w:t>
       </w:r>
     </w:p>
     <w:p>
@@ -564,7 +588,7 @@
         <w:t xml:space="preserve"> </w:t>
       </w:r>
       <w:r>
-        <w:t xml:space="preserve">- Fallback offline: scripts/copy-assets.js (se ejecuta como prebuild)</w:t>
+        <w:t xml:space="preserve">- Sin fallback offline: los assets se sirven vía resolver/CDN (NEXT_PUBLIC_CDN_URL); copy-assets.js ELIMINADO (11 ago 2026)</w:t>
       </w:r>
     </w:p>
     <w:p>
@@ -643,7 +667,7 @@
         <w:pStyle w:val="BodyText"/>
       </w:pPr>
       <w:r>
-        <w:t xml:space="preserve">apps/ # Network applications</w:t>
+        <w:t xml:space="preserve">projects/ # Network applications</w:t>
       </w:r>
       <w:r>
         <w:t xml:space="preserve"> </w:t>
@@ -935,39 +959,63 @@
         <w:t xml:space="preserve"> </w:t>
       </w:r>
       <w:r>
-        <w:t xml:space="preserve">Each project has ia_docs/ with the following standard structure:</w:t>
-      </w:r>
-      <w:r>
-        <w:t xml:space="preserve"> </w:t>
-      </w:r>
-      <w:r>
-        <w:t xml:space="preserve">AGENT_INSTRUCTIONS.md, AGENT_SECURITY_PROTOCOLS.md, ARCHITECTURE.md,</w:t>
-      </w:r>
-      <w:r>
-        <w:t xml:space="preserve"> </w:t>
-      </w:r>
-      <w:r>
-        <w:t xml:space="preserve">INITIAL_PROMPT.md, MIGRATION_HANDOVER.md, PROJECT_HISTORY.md,</w:t>
-      </w:r>
-      <w:r>
-        <w:t xml:space="preserve"> </w:t>
-      </w:r>
-      <w:r>
-        <w:t xml:space="preserve">PROJECT_STATE.md, PROJECTS.md, STACK.md, STATUS.md, TO_DO_LIST.md,</w:t>
-      </w:r>
-      <w:r>
-        <w:t xml:space="preserve"> </w:t>
-      </w:r>
-      <w:r>
-        <w:t xml:space="preserve">WORKFLOW.md</w:t>
-      </w:r>
-    </w:p>
-    <w:p>
-      <w:pPr>
-        <w:pStyle w:val="BodyText"/>
-      </w:pPr>
-      <w:r>
-        <w:t xml:space="preserve">The reference project for ia_docs is MuzicMania (19 files).</w:t>
+        <w:t xml:space="preserve">Each project has documentation/ with the following standard structure:</w:t>
+      </w:r>
+      <w:r>
+        <w:t xml:space="preserve"> </w:t>
+      </w:r>
+      <w:r>
+        <w:t xml:space="preserve">ARCHITECTURE.md, STACK_SYSTEM.md, WORKFLOW_SYSTEM.md, PROJECT_STATE.md,</w:t>
+      </w:r>
+      <w:r>
+        <w:t xml:space="preserve"> </w:t>
+      </w:r>
+      <w:r>
+        <w:t xml:space="preserve">PROJECT_HISTORY.md, TODO.md, BRAND_PLAN.md, README.md</w:t>
+      </w:r>
+    </w:p>
+    <w:p>
+      <w:pPr>
+        <w:pStyle w:val="Compact"/>
+        <w:numPr>
+          <w:ilvl w:val="0"/>
+          <w:numId w:val="1002"/>
+        </w:numPr>
+      </w:pPr>
+      <w:r>
+        <w:t xml:space="preserve">SECURITY_PROTOCOLS.md: Security protocols (RLS, secrets, rate limit, CSP)</w:t>
+      </w:r>
+    </w:p>
+    <w:p>
+      <w:pPr>
+        <w:pStyle w:val="Compact"/>
+        <w:numPr>
+          <w:ilvl w:val="0"/>
+          <w:numId w:val="1002"/>
+        </w:numPr>
+      </w:pPr>
+      <w:r>
+        <w:t xml:space="preserve">CODE_PRINCIPLES_PROTOCOLS.md: Engineering principles (DRY, KISS, YAGNI, SOLID)</w:t>
+      </w:r>
+    </w:p>
+    <w:p>
+      <w:pPr>
+        <w:pStyle w:val="Compact"/>
+        <w:numPr>
+          <w:ilvl w:val="0"/>
+          <w:numId w:val="1002"/>
+        </w:numPr>
+      </w:pPr>
+      <w:r>
+        <w:t xml:space="preserve">DOCUMENTATION_SYSTEM.md: Documentation system rules (standard)</w:t>
+      </w:r>
+    </w:p>
+    <w:p>
+      <w:pPr>
+        <w:pStyle w:val="FirstParagraph"/>
+      </w:pPr>
+      <w:r>
+        <w:t xml:space="preserve">The reference project for documentation is ciszu (62 files).</w:t>
       </w:r>
     </w:p>
     <w:sectPr>
@@ -1080,8 +1128,117 @@
       </w:pPr>
     </w:lvl>
   </w:abstractNum>
+  <w:abstractNum w:abstractNumId="991">
+    <w:nsid w:val="0000A991"/>
+    <w:multiLevelType w:val="multilevel"/>
+    <w:lvl w:ilvl="0">
+      <w:numFmt w:val="bullet"/>
+      <w:lvlText w:val=""/>
+      <w:lvlJc w:val="left"/>
+      <w:pPr>
+        <w:ind w:left="720" w:hanging="360"/>
+      </w:pPr>
+      <w:rPr>
+        <w:rFonts w:ascii="Symbol" w:hAnsi="Symbol" w:cs="Symbol" w:hint="default"/>
+      </w:rPr>
+    </w:lvl>
+    <w:lvl w:ilvl="1">
+      <w:numFmt w:val="bullet"/>
+      <w:lvlText w:val="o"/>
+      <w:lvlJc w:val="left"/>
+      <w:pPr>
+        <w:ind w:left="1440" w:hanging="360"/>
+      </w:pPr>
+      <w:rPr>
+        <w:rFonts w:ascii="Courier New" w:hAnsi="Courier New" w:cs="Courier New" w:hint="default"/>
+      </w:rPr>
+    </w:lvl>
+    <w:lvl w:ilvl="2">
+      <w:numFmt w:val="bullet"/>
+      <w:lvlText w:val=""/>
+      <w:lvlJc w:val="left"/>
+      <w:pPr>
+        <w:ind w:left="2160" w:hanging="360"/>
+      </w:pPr>
+      <w:rPr>
+        <w:rFonts w:ascii="Wingdings" w:hAnsi="Wingdings" w:cs="Wingdings" w:hint="default"/>
+      </w:rPr>
+    </w:lvl>
+    <w:lvl w:ilvl="3">
+      <w:numFmt w:val="bullet"/>
+      <w:lvlText w:val=""/>
+      <w:lvlJc w:val="left"/>
+      <w:pPr>
+        <w:ind w:left="2880" w:hanging="360"/>
+      </w:pPr>
+      <w:rPr>
+        <w:rFonts w:ascii="Symbol" w:hAnsi="Symbol" w:cs="Symbol" w:hint="default"/>
+      </w:rPr>
+    </w:lvl>
+    <w:lvl w:ilvl="4">
+      <w:numFmt w:val="bullet"/>
+      <w:lvlText w:val="o"/>
+      <w:lvlJc w:val="left"/>
+      <w:pPr>
+        <w:ind w:left="3600" w:hanging="360"/>
+      </w:pPr>
+      <w:rPr>
+        <w:rFonts w:ascii="Courier New" w:hAnsi="Courier New" w:cs="Courier New" w:hint="default"/>
+      </w:rPr>
+    </w:lvl>
+    <w:lvl w:ilvl="5">
+      <w:numFmt w:val="bullet"/>
+      <w:lvlText w:val=""/>
+      <w:lvlJc w:val="left"/>
+      <w:pPr>
+        <w:ind w:left="4320" w:hanging="360"/>
+      </w:pPr>
+      <w:rPr>
+        <w:rFonts w:ascii="Wingdings" w:hAnsi="Wingdings" w:cs="Wingdings" w:hint="default"/>
+      </w:rPr>
+    </w:lvl>
+    <w:lvl w:ilvl="6">
+      <w:numFmt w:val="bullet"/>
+      <w:lvlText w:val=""/>
+      <w:lvlJc w:val="left"/>
+      <w:pPr>
+        <w:ind w:left="5040" w:hanging="360"/>
+      </w:pPr>
+      <w:rPr>
+        <w:rFonts w:ascii="Symbol" w:hAnsi="Symbol" w:cs="Symbol" w:hint="default"/>
+      </w:rPr>
+    </w:lvl>
+    <w:lvl w:ilvl="7">
+      <w:numFmt w:val="bullet"/>
+      <w:lvlText w:val="o"/>
+      <w:lvlJc w:val="left"/>
+      <w:pPr>
+        <w:ind w:left="5760" w:hanging="360"/>
+      </w:pPr>
+      <w:rPr>
+        <w:rFonts w:ascii="Courier New" w:hAnsi="Courier New" w:cs="Courier New" w:hint="default"/>
+      </w:rPr>
+    </w:lvl>
+    <w:lvl w:ilvl="8">
+      <w:numFmt w:val="bullet"/>
+      <w:lvlText w:val=""/>
+      <w:lvlJc w:val="left"/>
+      <w:pPr>
+        <w:ind w:left="6480" w:hanging="360"/>
+      </w:pPr>
+      <w:rPr>
+        <w:rFonts w:ascii="Wingdings" w:hAnsi="Wingdings" w:cs="Wingdings" w:hint="default"/>
+      </w:rPr>
+    </w:lvl>
+  </w:abstractNum>
   <w:num w:numId="1000">
     <w:abstractNumId w:val="990"/>
+  </w:num>
+  <w:num w:numId="1001">
+    <w:abstractNumId w:val="991"/>
+  </w:num>
+  <w:num w:numId="1002">
+    <w:abstractNumId w:val="991"/>
   </w:num>
 </w:numbering>
 </file>
